--- a/companies/northgate-staffing/Engagements/Hicks-Castillo/Meeting Minutes 2023-07-03 - Hicks-Castillo.docx
+++ b/companies/northgate-staffing/Engagements/Hicks-Castillo/Meeting Minutes 2023-07-03 - Hicks-Castillo.docx
@@ -7,12 +7,28 @@
         <w:pStyle w:val="Heading1"/>
       </w:pPr>
       <w:r>
-        <w:t>Working Session Minutes: Compensation Benchmarking for Hicks-Castillo</w:t>
+        <w:t>Interim findings session: compensation benchmarking for Hicks-Castillo</w:t>
       </w:r>
     </w:p>
     <w:p>
       <w:r>
-        <w:t>A working session held at the client's offices to review progress at the midpoint of the study and to align on the shape of the analysis before we build it out. The following were present:</w:t>
+        <w:t>We spent two hours at the client's offices on the first full cut of the data, and the session produced one decision, one instruction to us, and one question the client has taken away to his board. The short of it is that eight of the eleven positions sit inside the range we would expect against the comparison group, two sit below the lower quartile, and one has too little behind it to call either way.</w:t>
+      </w:r>
+    </w:p>
+    <w:p>
+      <w:pPr>
+        <w:pStyle w:val="Heading2"/>
+      </w:pPr>
+      <w:r>
+        <w:t>Attending</w:t>
+      </w:r>
+    </w:p>
+    <w:p>
+      <w:pPr>
+        <w:pStyle w:val="ListBullet"/>
+      </w:pPr>
+      <w:r>
+        <w:t>David Mcgee, General Manager, Hicks-Castillo</w:t>
       </w:r>
     </w:p>
     <w:p>
@@ -33,30 +49,25 @@
     </w:p>
     <w:p>
       <w:pPr>
-        <w:pStyle w:val="ListBullet"/>
+        <w:pStyle w:val="Heading2"/>
       </w:pPr>
       <w:r>
-        <w:t>David Mcgee, General Manager, Hicks-Castillo</w:t>
+        <w:t>The first cut</w:t>
       </w:r>
     </w:p>
     <w:p>
       <w:r>
-        <w:t>The headline from the session is that we are on track and the peer group is holding up well, which is the single thing that most determines whether the final numbers will be trusted. We walked David Mcgee through the comparator set we have assembled for Hicks-Castillo and the reasoning behind each inclusion, and he confirmed that the companies match the ones his team competes with for senior talent in practice, with two additions he asked us to weigh before the set is locked.</w:t>
+        <w:t>David Weiss took the meeting through the eleven positions one at a time, showing base, annual incentive and total cash against the quartiles of the approved comparison group, and setting out for each one how many usable comparators sit behind the figure. We agreed at the start that we would look at the coverage before the number in every case, which slowed the first half of the session down and saved us an argument in the second.</w:t>
       </w:r>
     </w:p>
     <w:p>
       <w:r>
-        <w:t>David Weiss then summarized the state of the data, which is further along than the halfway mark might suggest. The published surveys for the roles in scope are in hand and logged, the firsthand read from the firm's own placement work is assembled in aggregate, and the normalization of titles and pay definitions across sources is under way, which is the slow, unglamorous part of the work that makes the comparisons honest. We were candid with the client that a few of his roles do not map cleanly onto standard survey titles, and we talked through how we mean to handle those before they quietly distort a total.</w:t>
+        <w:t>The two positions below the lower quartile are both in operations, and both are roles the company has had trouble filling in the last two years. David Mcgee said that neither result surprised him, and that what he does not yet know is whether the gap sits in the base or in the shape of the package.</w:t>
       </w:r>
     </w:p>
     <w:p>
       <w:r>
-        <w:t>We also settled how to treat the survey timing, since two of the sources report on a different fiscal calendar than the client's, and comparing across mismatched periods without noting it would quietly weaken an otherwise sound result. David Weiss will annotate those figures as the analysis is built, so the difference stays visible rather than buried, and the client asked us to carry the same caution into anything that eventually reaches the board.</w:t>
-      </w:r>
-    </w:p>
-    <w:p>
-      <w:r>
-        <w:t>We spent the back half of the session on what the client most wants to be able to decide once the findings are in. David Mcgee was clear that the board's interest is less in a single market-median figure and more in where the company sits on incentive and on total compensation for its operating leaders, and we agreed to shape the analysis and the eventual report around that emphasis. Nothing in that changes the scope we set out under; it simply sharpens where we spend the analytical effort through the second half of the study.</w:t>
+        <w:t>That distinction turned out to matter more than the level. The comparison group pays a smaller base and a larger variable element for the same jobs, so a position can read as adequate on total cash and still lose people who are pricing what they are guaranteed. We will present base, incentive and total separately for every position, and the commentary will lead on the split.</w:t>
       </w:r>
     </w:p>
     <w:p>
@@ -64,7 +75,33 @@
         <w:pStyle w:val="Heading2"/>
       </w:pPr>
       <w:r>
-        <w:t>What We Agreed to Do</w:t>
+        <w:t>The position we cannot call</w:t>
+      </w:r>
+    </w:p>
+    <w:p>
+      <w:r>
+        <w:t>One position has four usable comparators in the purchased data, which will not carry a quartile. I said plainly that we would not publish a range built on four points, and that the choice in front of us was to leave the position uncalled with an explanation or to spend some of the remaining collection time on direct conversations. David Mcgee asked for the conversations. David Weiss put the number needed at six to eight and the time at about a month.</w:t>
+      </w:r>
+    </w:p>
+    <w:p>
+      <w:pPr>
+        <w:pStyle w:val="Heading2"/>
+      </w:pPr>
+      <w:r>
+        <w:t>The question the client took away</w:t>
+      </w:r>
+    </w:p>
+    <w:p>
+      <w:r>
+        <w:t>David Mcgee said he cannot put findings in front of his board without a number attached to the remedy, and asked for the cost of bringing the below-range positions up to the median of the group. We agreed to give him that as a single company total with the method shown, and not broken out in any way that identifies the people in those seats. He will confirm which board meeting the findings go to, since the report has to be built backwards from that date.</w:t>
+      </w:r>
+    </w:p>
+    <w:p>
+      <w:pPr>
+        <w:pStyle w:val="Heading2"/>
+      </w:pPr>
+      <w:r>
+        <w:t>Agreed actions</w:t>
       </w:r>
     </w:p>
     <w:tbl>
@@ -114,7 +151,7 @@
               <w:rPr>
                 <w:b/>
               </w:rPr>
-              <w:t>Timing</w:t>
+              <w:t>By when</w:t>
             </w:r>
           </w:p>
         </w:tc>
@@ -136,7 +173,39 @@
           </w:tcPr>
           <w:p>
             <w:r>
-              <w:t>Finish the title and pay-definition normalization across all sources and flag every role that needs a judgment call</w:t>
+              <w:t>Rebuild the two below-range positions against actual paid incentive as well as target</w:t>
+            </w:r>
+          </w:p>
+        </w:tc>
+        <w:tc>
+          <w:tcPr>
+            <w:tcW w:type="dxa" w:w="2880"/>
+          </w:tcPr>
+          <w:p>
+            <w:r>
+              <w:t>Two weeks</w:t>
+            </w:r>
+          </w:p>
+        </w:tc>
+      </w:tr>
+      <w:tr>
+        <w:tc>
+          <w:tcPr>
+            <w:tcW w:type="dxa" w:w="2880"/>
+          </w:tcPr>
+          <w:p>
+            <w:r>
+              <w:t>David Weiss</w:t>
+            </w:r>
+          </w:p>
+        </w:tc>
+        <w:tc>
+          <w:tcPr>
+            <w:tcW w:type="dxa" w:w="2880"/>
+          </w:tcPr>
+          <w:p>
+            <w:r>
+              <w:t>Circulate the costing method for the median remedy, for agreement before any figures are produced</w:t>
             </w:r>
           </w:p>
         </w:tc>
@@ -168,7 +237,7 @@
           </w:tcPr>
           <w:p>
             <w:r>
-              <w:t>Weigh David Mcgee's two proposed additions to the peer group and confirm whether they belong before the data build hardens</w:t>
+              <w:t>Arrange and run the direct conversations for the position with thin comparator data</w:t>
             </w:r>
           </w:p>
         </w:tc>
@@ -178,7 +247,7 @@
           </w:tcPr>
           <w:p>
             <w:r>
-              <w:t>Next week</w:t>
+              <w:t>One month</w:t>
             </w:r>
           </w:p>
         </w:tc>
@@ -200,7 +269,7 @@
           </w:tcPr>
           <w:p>
             <w:r>
-              <w:t>Confirm the internal role list and current pay ranges for the operating-leader roles so our comparison uses the client's real structure</w:t>
+              <w:t>Confirm the board date, and give us a contact for the actual paid figures</w:t>
             </w:r>
           </w:p>
         </w:tc>
@@ -210,7 +279,7 @@
           </w:tcPr>
           <w:p>
             <w:r>
-              <w:t>Before our next session</w:t>
+              <w:t>One week</w:t>
             </w:r>
           </w:p>
         </w:tc>
@@ -218,7 +287,7 @@
     </w:tbl>
     <w:p>
       <w:r>
-        <w:t>We set no formal next meeting, but agreed to reconvene once the normalization is complete and the first comparative cuts are ready to look at together. Minutes recorded by Sandra Fuentes.</w:t>
+        <w:t>Nothing in the engagement changes on the strength of this session: the approved comparison group stands and the position schedule is unchanged. We will fix a date for the draft findings review once the costing method has been agreed and the direct conversations are underway.</w:t>
       </w:r>
     </w:p>
     <w:sectPr>
